--- a/Lab/22-S2-2025-SEDQ/salida/fracciones_reparto_premio_v1_1.docx
+++ b/Lab/22-S2-2025-SEDQ/salida/fracciones_reparto_premio_v1_1.docx
@@ -26,7 +26,7 @@
         <w:t xml:space="preserve">Probabilidad y Estadística - Porcentajes</w:t>
       </w:r>
     </w:p>
-    <w:bookmarkStart w:id="44" w:name="section"/>
+    <w:bookmarkStart w:id="28" w:name="section"/>
     <w:p>
       <w:pPr>
         <w:pStyle w:val="Heading1"/>
@@ -53,7 +53,7 @@
         <w:br/>
       </w:r>
       <w:r>
-        <w:t xml:space="preserve">En un(a) localidad se realizará un(a) evento deportivo para menores de 16 años. Para recompensar a los(las) participantes, la localidad ha reservado 60 millones de pesos, que se repartirán entre los(as) tres mejores lugares, como se indica a continuación:</w:t>
+        <w:t xml:space="preserve">En un(a) comunidad se realizará un(a) carrera para estudiantes menores de edad. Para galardonar a los(las) competidores, la comunidad cuenta con 150 millones de pesos, que se asignarán entre los(as) tres ganadores, como se indica a continuación:</w:t>
       </w:r>
     </w:p>
     <w:p>
@@ -114,7 +114,7 @@
         </w:numPr>
       </w:pPr>
       <w:r>
-        <w:t xml:space="preserve">¿Qué cantidad de dinero recibe el tercer puesto?</w:t>
+        <w:t xml:space="preserve">¿Qué cantidad de monto recibe el tercer puesto?</w:t>
       </w:r>
     </w:p>
     <w:p>
@@ -125,7 +125,7 @@
         </w:numPr>
       </w:pPr>
       <w:r>
-        <w:t xml:space="preserve">3 millones.</w:t>
+        <w:t xml:space="preserve">30 millones.</w:t>
       </w:r>
     </w:p>
     <w:p>
@@ -136,7 +136,7 @@
         </w:numPr>
       </w:pPr>
       <w:r>
-        <w:t xml:space="preserve">12 millones.</w:t>
+        <w:t xml:space="preserve">8 millones.</w:t>
       </w:r>
     </w:p>
     <w:p>
@@ -147,7 +147,7 @@
         </w:numPr>
       </w:pPr>
       <w:r>
-        <w:t xml:space="preserve">6 millones.</w:t>
+        <w:t xml:space="preserve">45 millones.</w:t>
       </w:r>
     </w:p>
     <w:p>
@@ -158,7 +158,7 @@
         </w:numPr>
       </w:pPr>
       <w:r>
-        <w:t xml:space="preserve">18 millones.</w:t>
+        <w:t xml:space="preserve">19 millones.</w:t>
       </w:r>
     </w:p>
     <w:p>
@@ -204,7 +204,7 @@
         </w:numPr>
       </w:pPr>
       <w:r>
-        <w:t xml:space="preserve">Premio total: 60 millones de pesos</w:t>
+        <w:t xml:space="preserve">Premio total: 150 millones de pesos</w:t>
       </w:r>
     </w:p>
     <w:p>
@@ -215,7 +215,7 @@
         </w:numPr>
       </w:pPr>
       <w:r>
-        <w:t xml:space="preserve">Primer puesto: 3/5 del dinero total</w:t>
+        <w:t xml:space="preserve">Primer puesto: 1/2 del dinero total</w:t>
       </w:r>
     </w:p>
     <w:p>
@@ -226,7 +226,7 @@
         </w:numPr>
       </w:pPr>
       <w:r>
-        <w:t xml:space="preserve">Segundo puesto: 3/10 del dinero total</w:t>
+        <w:t xml:space="preserve">Segundo puesto: 3/8 del dinero total</w:t>
       </w:r>
     </w:p>
     <w:p>
@@ -262,7 +262,7 @@
         </w:numPr>
       </w:pPr>
       <w:r>
-        <w:t xml:space="preserve">Primer puesto: 3/5 = 0.6</w:t>
+        <w:t xml:space="preserve">Primer puesto: 1/2 = 0.5</w:t>
       </w:r>
     </w:p>
     <w:p>
@@ -273,7 +273,7 @@
         </w:numPr>
       </w:pPr>
       <w:r>
-        <w:t xml:space="preserve">Segundo puesto: 3/10 = 0.3</w:t>
+        <w:t xml:space="preserve">Segundo puesto: 3/8 = 0.375</w:t>
       </w:r>
     </w:p>
     <w:p>
@@ -309,7 +309,7 @@
         </w:numPr>
       </w:pPr>
       <w:r>
-        <w:t xml:space="preserve">Fracción del tercer puesto = 1 - (0.6 + 0.3)</w:t>
+        <w:t xml:space="preserve">Fracción del tercer puesto = 1 - (0.5 + 0.375)</w:t>
       </w:r>
     </w:p>
     <w:p>
@@ -320,7 +320,7 @@
         </w:numPr>
       </w:pPr>
       <w:r>
-        <w:t xml:space="preserve">Fracción del tercer puesto = 1 - 0.9</w:t>
+        <w:t xml:space="preserve">Fracción del tercer puesto = 1 - 0.875</w:t>
       </w:r>
     </w:p>
     <w:p>
@@ -331,7 +331,7 @@
         </w:numPr>
       </w:pPr>
       <w:r>
-        <w:t xml:space="preserve">Fracción del tercer puesto = 0.1</w:t>
+        <w:t xml:space="preserve">Fracción del tercer puesto = 0.125</w:t>
       </w:r>
     </w:p>
     <w:p>
@@ -367,7 +367,7 @@
         </w:numPr>
       </w:pPr>
       <w:r>
-        <w:t xml:space="preserve">Monto del tercer puesto = 0.1 × 60 millones</w:t>
+        <w:t xml:space="preserve">Monto del tercer puesto = 0.125 × 150 millones</w:t>
       </w:r>
     </w:p>
     <w:p>
@@ -378,7 +378,7 @@
         </w:numPr>
       </w:pPr>
       <w:r>
-        <w:t xml:space="preserve">Monto del tercer puesto = 6 millones de pesos</w:t>
+        <w:t xml:space="preserve">Monto del tercer puesto = 19 millones de pesos</w:t>
       </w:r>
     </w:p>
     <w:p>
@@ -414,7 +414,7 @@
         </w:numPr>
       </w:pPr>
       <w:r>
-        <w:t xml:space="preserve">Primer puesto: 36 millones</w:t>
+        <w:t xml:space="preserve">Primer puesto: 75 millones</w:t>
       </w:r>
     </w:p>
     <w:p>
@@ -425,7 +425,7 @@
         </w:numPr>
       </w:pPr>
       <w:r>
-        <w:t xml:space="preserve">Segundo puesto: 18 millones</w:t>
+        <w:t xml:space="preserve">Segundo puesto: 56 millones</w:t>
       </w:r>
     </w:p>
     <w:p>
@@ -436,7 +436,7 @@
         </w:numPr>
       </w:pPr>
       <w:r>
-        <w:t xml:space="preserve">Tercer puesto: 6 millones</w:t>
+        <w:t xml:space="preserve">Tercer puesto: 19 millones</w:t>
       </w:r>
     </w:p>
     <w:p>
@@ -447,7 +447,7 @@
         </w:numPr>
       </w:pPr>
       <w:r>
-        <w:t xml:space="preserve">Total: 60 millones</w:t>
+        <w:t xml:space="preserve">Total: 150 millones</w:t>
       </w:r>
     </w:p>
     <w:p>
@@ -458,7 +458,7 @@
         </w:numPr>
       </w:pPr>
       <w:r>
-        <w:t xml:space="preserve">Como 60 = 60, confirmamos que nuestra respuesta es correcta.</w:t>
+        <w:t xml:space="preserve">Como 150 = 150, confirmamos que nuestra respuesta es correcta.</w:t>
       </w:r>
     </w:p>
     <w:p>
@@ -469,7 +469,7 @@
         </w:numPr>
       </w:pPr>
       <w:r>
-        <w:t xml:space="preserve">Por lo tanto, el tercer puesto recibe 6 millones de pesos.</w:t>
+        <w:t xml:space="preserve">Por lo tanto, el tercer puesto recibe 19 millones de pesos.</w:t>
       </w:r>
     </w:p>
     <w:p>
@@ -502,983 +502,21 @@
         </w:numPr>
       </w:pPr>
       <w:r>
+        <w:t xml:space="preserve">Falso</w:t>
+      </w:r>
+    </w:p>
+    <w:p>
+      <w:pPr>
+        <w:numPr>
+          <w:ilvl w:val="1"/>
+          <w:numId w:val="1008"/>
+        </w:numPr>
+      </w:pPr>
+      <w:r>
         <w:t xml:space="preserve">Verdadero</w:t>
       </w:r>
     </w:p>
-    <w:p>
-      <w:pPr>
-        <w:numPr>
-          <w:ilvl w:val="1"/>
-          <w:numId w:val="1008"/>
-        </w:numPr>
-      </w:pPr>
-      <w:r>
-        <w:t xml:space="preserve">Falso</w:t>
-      </w:r>
-    </w:p>
-    <w:p>
-      <w:pPr>
-        <w:numPr>
-          <w:ilvl w:val="0"/>
-          <w:numId w:val="1001"/>
-        </w:numPr>
-      </w:pPr>
-      <w:r>
-        <w:rPr>
-          <w:b/>
-          <w:bCs/>
-        </w:rPr>
-        <w:t xml:space="preserve">Escenario</w:t>
-      </w:r>
-      <w:r>
-        <w:br/>
-      </w:r>
-      <w:r>
-        <w:t xml:space="preserve">En un(a) zona se realizará un(a) competencia atlética para jóvenes de 12 a 15 años. Para recompensar a los(las) concursantes, la zona ha destinado 100 millones de pesos, que se distribuirán entre los(as) tres primeras posiciones, como se indica a continuación:</w:t>
-      </w:r>
-    </w:p>
-    <w:p>
-      <w:pPr>
-        <w:numPr>
-          <w:ilvl w:val="0"/>
-          <w:numId w:val="1000"/>
-        </w:numPr>
-      </w:pPr>
-      <w:r>
-        <w:drawing>
-          <wp:inline>
-            <wp:extent cx="4800600" cy="2120364"/>
-            <wp:effectExtent b="0" l="0" r="0" t="0"/>
-            <wp:docPr descr="image" title="" id="29" name="Picture"/>
-            <a:graphic>
-              <a:graphicData uri="http://schemas.openxmlformats.org/drawingml/2006/picture">
-                <pic:pic>
-                  <pic:nvPicPr>
-                    <pic:cNvPr descr="media/supplements1/exercise2/tabla_distribucion.png" id="30" name="Picture"/>
-                    <pic:cNvPicPr>
-                      <a:picLocks noChangeArrowheads="1" noChangeAspect="1"/>
-                    </pic:cNvPicPr>
-                  </pic:nvPicPr>
-                  <pic:blipFill>
-                    <a:blip r:embed="rId28"/>
-                    <a:stretch>
-                      <a:fillRect/>
-                    </a:stretch>
-                  </pic:blipFill>
-                  <pic:spPr bwMode="auto">
-                    <a:xfrm>
-                      <a:off x="0" y="0"/>
-                      <a:ext cx="4800600" cy="2120364"/>
-                    </a:xfrm>
-                    <a:prstGeom prst="rect">
-                      <a:avLst/>
-                    </a:prstGeom>
-                    <a:noFill/>
-                    <a:ln w="9525">
-                      <a:noFill/>
-                      <a:headEnd/>
-                      <a:tailEnd/>
-                    </a:ln>
-                  </pic:spPr>
-                </pic:pic>
-              </a:graphicData>
-            </a:graphic>
-          </wp:inline>
-        </w:drawing>
-      </w:r>
-    </w:p>
-    <w:p>
-      <w:pPr>
-        <w:numPr>
-          <w:ilvl w:val="0"/>
-          <w:numId w:val="1000"/>
-        </w:numPr>
-      </w:pPr>
-      <w:r>
-        <w:t xml:space="preserve">¿Qué cantidad de premio recibe el tercer puesto?</w:t>
-      </w:r>
-    </w:p>
-    <w:p>
-      <w:pPr>
-        <w:numPr>
-          <w:ilvl w:val="1"/>
-          <w:numId w:val="1009"/>
-        </w:numPr>
-      </w:pPr>
-      <w:r>
-        <w:t xml:space="preserve">5 millones.</w:t>
-      </w:r>
-    </w:p>
-    <w:p>
-      <w:pPr>
-        <w:numPr>
-          <w:ilvl w:val="1"/>
-          <w:numId w:val="1009"/>
-        </w:numPr>
-      </w:pPr>
-      <w:r>
-        <w:t xml:space="preserve">13 millones.</w:t>
-      </w:r>
-    </w:p>
-    <w:p>
-      <w:pPr>
-        <w:numPr>
-          <w:ilvl w:val="1"/>
-          <w:numId w:val="1009"/>
-        </w:numPr>
-      </w:pPr>
-      <w:r>
-        <w:t xml:space="preserve">30 millones.</w:t>
-      </w:r>
-    </w:p>
-    <w:p>
-      <w:pPr>
-        <w:numPr>
-          <w:ilvl w:val="1"/>
-          <w:numId w:val="1009"/>
-        </w:numPr>
-      </w:pPr>
-      <w:r>
-        <w:t xml:space="preserve">20 millones.</w:t>
-      </w:r>
-    </w:p>
-    <w:p>
-      <w:pPr>
-        <w:numPr>
-          <w:ilvl w:val="0"/>
-          <w:numId w:val="1000"/>
-        </w:numPr>
-      </w:pPr>
-      <w:r>
-        <w:rPr>
-          <w:b/>
-          <w:bCs/>
-        </w:rPr>
-        <w:t xml:space="preserve">Solución</w:t>
-      </w:r>
-      <w:r>
-        <w:br/>
-      </w:r>
-      <w:r>
-        <w:t xml:space="preserve">Para resolver este problema, debemos calcular qué fracción del premio total corresponde al tercer puesto y luego convertirlo a millones de pesos.</w:t>
-      </w:r>
-    </w:p>
-    <w:p>
-      <w:pPr>
-        <w:pStyle w:val="Heading3"/>
-        <w:numPr>
-          <w:ilvl w:val="0"/>
-          <w:numId w:val="1000"/>
-        </w:numPr>
-      </w:pPr>
-      <w:bookmarkStart w:id="31" w:name="X228a50f8ce8dc845cb0f9ad3c565f3a045e312c"/>
-      <w:r>
-        <w:t xml:space="preserve">Paso 1: Identificar los datos del problema</w:t>
-      </w:r>
-      <w:bookmarkEnd w:id="31"/>
-    </w:p>
-    <w:p>
-      <w:pPr>
-        <w:numPr>
-          <w:ilvl w:val="1"/>
-          <w:numId w:val="1010"/>
-        </w:numPr>
-      </w:pPr>
-      <w:r>
-        <w:t xml:space="preserve">Premio total: 100 millones de pesos</w:t>
-      </w:r>
-    </w:p>
-    <w:p>
-      <w:pPr>
-        <w:numPr>
-          <w:ilvl w:val="1"/>
-          <w:numId w:val="1010"/>
-        </w:numPr>
-      </w:pPr>
-      <w:r>
-        <w:t xml:space="preserve">Primer puesto: 2/3 del dinero total</w:t>
-      </w:r>
-    </w:p>
-    <w:p>
-      <w:pPr>
-        <w:numPr>
-          <w:ilvl w:val="1"/>
-          <w:numId w:val="1010"/>
-        </w:numPr>
-      </w:pPr>
-      <w:r>
-        <w:t xml:space="preserve">Segundo puesto: 1/5 del dinero total</w:t>
-      </w:r>
-    </w:p>
-    <w:p>
-      <w:pPr>
-        <w:numPr>
-          <w:ilvl w:val="1"/>
-          <w:numId w:val="1010"/>
-        </w:numPr>
-      </w:pPr>
-      <w:r>
-        <w:t xml:space="preserve">Tercer puesto: el dinero restante</w:t>
-      </w:r>
-    </w:p>
-    <w:p>
-      <w:pPr>
-        <w:pStyle w:val="Heading3"/>
-        <w:numPr>
-          <w:ilvl w:val="0"/>
-          <w:numId w:val="1000"/>
-        </w:numPr>
-      </w:pPr>
-      <w:bookmarkStart w:id="32" w:name="X85f45c3ca83e3c71452db52473ba7b189b811fa"/>
-      <w:r>
-        <w:t xml:space="preserve">Paso 2: Convertir las fracciones a decimales</w:t>
-      </w:r>
-      <w:bookmarkEnd w:id="32"/>
-    </w:p>
-    <w:p>
-      <w:pPr>
-        <w:numPr>
-          <w:ilvl w:val="1"/>
-          <w:numId w:val="1011"/>
-        </w:numPr>
-      </w:pPr>
-      <w:r>
-        <w:t xml:space="preserve">Primer puesto: 2/3 = 0.6666667</w:t>
-      </w:r>
-    </w:p>
-    <w:p>
-      <w:pPr>
-        <w:numPr>
-          <w:ilvl w:val="1"/>
-          <w:numId w:val="1011"/>
-        </w:numPr>
-      </w:pPr>
-      <w:r>
-        <w:t xml:space="preserve">Segundo puesto: 1/5 = 0.2</w:t>
-      </w:r>
-    </w:p>
-    <w:p>
-      <w:pPr>
-        <w:pStyle w:val="Heading3"/>
-        <w:numPr>
-          <w:ilvl w:val="0"/>
-          <w:numId w:val="1000"/>
-        </w:numPr>
-      </w:pPr>
-      <w:bookmarkStart w:id="33" w:name="X7f02f96ba4baed9c3f7b8081934ccf2cb3b16dc"/>
-      <w:r>
-        <w:t xml:space="preserve">Paso 3: Calcular la fracción que corresponde al tercer puesto</w:t>
-      </w:r>
-      <w:bookmarkEnd w:id="33"/>
-    </w:p>
-    <w:p>
-      <w:pPr>
-        <w:numPr>
-          <w:ilvl w:val="0"/>
-          <w:numId w:val="1000"/>
-        </w:numPr>
-      </w:pPr>
-      <w:r>
-        <w:t xml:space="preserve">Para calcular la fracción del tercer puesto, restamos del total (1) las fracciones del primer y segundo puesto:</w:t>
-      </w:r>
-    </w:p>
-    <w:p>
-      <w:pPr>
-        <w:numPr>
-          <w:ilvl w:val="1"/>
-          <w:numId w:val="1012"/>
-        </w:numPr>
-      </w:pPr>
-      <w:r>
-        <w:t xml:space="preserve">Fracción del tercer puesto = 1 - (0.6666667 + 0.2)</w:t>
-      </w:r>
-    </w:p>
-    <w:p>
-      <w:pPr>
-        <w:numPr>
-          <w:ilvl w:val="1"/>
-          <w:numId w:val="1012"/>
-        </w:numPr>
-      </w:pPr>
-      <w:r>
-        <w:t xml:space="preserve">Fracción del tercer puesto = 1 - 0.8666667</w:t>
-      </w:r>
-    </w:p>
-    <w:p>
-      <w:pPr>
-        <w:numPr>
-          <w:ilvl w:val="1"/>
-          <w:numId w:val="1012"/>
-        </w:numPr>
-      </w:pPr>
-      <w:r>
-        <w:t xml:space="preserve">Fracción del tercer puesto = 0.1333333</w:t>
-      </w:r>
-    </w:p>
-    <w:p>
-      <w:pPr>
-        <w:pStyle w:val="Heading3"/>
-        <w:numPr>
-          <w:ilvl w:val="0"/>
-          <w:numId w:val="1000"/>
-        </w:numPr>
-      </w:pPr>
-      <w:bookmarkStart w:id="34" w:name="Xd95578bae1cf3ea41feb0f23783dd02e435513d"/>
-      <w:r>
-        <w:t xml:space="preserve">Paso 4: Calcular el monto en millones de pesos para el tercer puesto</w:t>
-      </w:r>
-      <w:bookmarkEnd w:id="34"/>
-    </w:p>
-    <w:p>
-      <w:pPr>
-        <w:numPr>
-          <w:ilvl w:val="0"/>
-          <w:numId w:val="1000"/>
-        </w:numPr>
-      </w:pPr>
-      <w:r>
-        <w:t xml:space="preserve">Multiplicamos la fracción del tercer puesto por el premio total:</w:t>
-      </w:r>
-    </w:p>
-    <w:p>
-      <w:pPr>
-        <w:numPr>
-          <w:ilvl w:val="1"/>
-          <w:numId w:val="1013"/>
-        </w:numPr>
-      </w:pPr>
-      <w:r>
-        <w:t xml:space="preserve">Monto del tercer puesto = 0.1333333 × 100 millones</w:t>
-      </w:r>
-    </w:p>
-    <w:p>
-      <w:pPr>
-        <w:numPr>
-          <w:ilvl w:val="1"/>
-          <w:numId w:val="1013"/>
-        </w:numPr>
-      </w:pPr>
-      <w:r>
-        <w:t xml:space="preserve">Monto del tercer puesto = 13 millones de pesos</w:t>
-      </w:r>
-    </w:p>
-    <w:p>
-      <w:pPr>
-        <w:pStyle w:val="Heading3"/>
-        <w:numPr>
-          <w:ilvl w:val="0"/>
-          <w:numId w:val="1000"/>
-        </w:numPr>
-      </w:pPr>
-      <w:bookmarkStart w:id="35" w:name="verificaciuxf3n"/>
-      <w:r>
-        <w:t xml:space="preserve">Verificación</w:t>
-      </w:r>
-      <w:bookmarkEnd w:id="35"/>
-    </w:p>
-    <w:p>
-      <w:pPr>
-        <w:numPr>
-          <w:ilvl w:val="0"/>
-          <w:numId w:val="1000"/>
-        </w:numPr>
-      </w:pPr>
-      <w:r>
-        <w:t xml:space="preserve">Comprobemos que la suma de los tres montos es igual al premio total:</w:t>
-      </w:r>
-    </w:p>
-    <w:p>
-      <w:pPr>
-        <w:numPr>
-          <w:ilvl w:val="1"/>
-          <w:numId w:val="1014"/>
-        </w:numPr>
-      </w:pPr>
-      <w:r>
-        <w:t xml:space="preserve">Primer puesto: 67 millones</w:t>
-      </w:r>
-    </w:p>
-    <w:p>
-      <w:pPr>
-        <w:numPr>
-          <w:ilvl w:val="1"/>
-          <w:numId w:val="1014"/>
-        </w:numPr>
-      </w:pPr>
-      <w:r>
-        <w:t xml:space="preserve">Segundo puesto: 20 millones</w:t>
-      </w:r>
-    </w:p>
-    <w:p>
-      <w:pPr>
-        <w:numPr>
-          <w:ilvl w:val="1"/>
-          <w:numId w:val="1014"/>
-        </w:numPr>
-      </w:pPr>
-      <w:r>
-        <w:t xml:space="preserve">Tercer puesto: 13 millones</w:t>
-      </w:r>
-    </w:p>
-    <w:p>
-      <w:pPr>
-        <w:numPr>
-          <w:ilvl w:val="1"/>
-          <w:numId w:val="1014"/>
-        </w:numPr>
-      </w:pPr>
-      <w:r>
-        <w:t xml:space="preserve">Total: 100 millones</w:t>
-      </w:r>
-    </w:p>
-    <w:p>
-      <w:pPr>
-        <w:numPr>
-          <w:ilvl w:val="0"/>
-          <w:numId w:val="1000"/>
-        </w:numPr>
-      </w:pPr>
-      <w:r>
-        <w:t xml:space="preserve">Como 100 = 100, confirmamos que nuestra respuesta es correcta.</w:t>
-      </w:r>
-    </w:p>
-    <w:p>
-      <w:pPr>
-        <w:numPr>
-          <w:ilvl w:val="0"/>
-          <w:numId w:val="1000"/>
-        </w:numPr>
-      </w:pPr>
-      <w:r>
-        <w:t xml:space="preserve">Por lo tanto, el tercer puesto recibe 13 millones de pesos.</w:t>
-      </w:r>
-    </w:p>
-    <w:p>
-      <w:pPr>
-        <w:numPr>
-          <w:ilvl w:val="1"/>
-          <w:numId w:val="1015"/>
-        </w:numPr>
-      </w:pPr>
-      <w:r>
-        <w:t xml:space="preserve">Falso</w:t>
-      </w:r>
-    </w:p>
-    <w:p>
-      <w:pPr>
-        <w:numPr>
-          <w:ilvl w:val="1"/>
-          <w:numId w:val="1015"/>
-        </w:numPr>
-      </w:pPr>
-      <w:r>
-        <w:t xml:space="preserve">Verdadero</w:t>
-      </w:r>
-    </w:p>
-    <w:p>
-      <w:pPr>
-        <w:numPr>
-          <w:ilvl w:val="1"/>
-          <w:numId w:val="1015"/>
-        </w:numPr>
-      </w:pPr>
-      <w:r>
-        <w:t xml:space="preserve">Falso</w:t>
-      </w:r>
-    </w:p>
-    <w:p>
-      <w:pPr>
-        <w:numPr>
-          <w:ilvl w:val="1"/>
-          <w:numId w:val="1015"/>
-        </w:numPr>
-      </w:pPr>
-      <w:r>
-        <w:t xml:space="preserve">Falso</w:t>
-      </w:r>
-    </w:p>
-    <w:p>
-      <w:pPr>
-        <w:numPr>
-          <w:ilvl w:val="0"/>
-          <w:numId w:val="1001"/>
-        </w:numPr>
-      </w:pPr>
-      <w:r>
-        <w:rPr>
-          <w:b/>
-          <w:bCs/>
-        </w:rPr>
-        <w:t xml:space="preserve">Escenario</w:t>
-      </w:r>
-      <w:r>
-        <w:br/>
-      </w:r>
-      <w:r>
-        <w:t xml:space="preserve">En un(a) localidad se realizará un(a) campeonato para jóvenes de 12 a 15 años. Para premiar a los(las) participantes, la localidad ha destinado 50 millones de pesos, que se repartirán entre los(as) tres primeras posiciones, como se indica a continuación:</w:t>
-      </w:r>
-    </w:p>
-    <w:p>
-      <w:pPr>
-        <w:numPr>
-          <w:ilvl w:val="0"/>
-          <w:numId w:val="1000"/>
-        </w:numPr>
-      </w:pPr>
-      <w:r>
-        <w:drawing>
-          <wp:inline>
-            <wp:extent cx="4800600" cy="2120364"/>
-            <wp:effectExtent b="0" l="0" r="0" t="0"/>
-            <wp:docPr descr="image" title="" id="37" name="Picture"/>
-            <a:graphic>
-              <a:graphicData uri="http://schemas.openxmlformats.org/drawingml/2006/picture">
-                <pic:pic>
-                  <pic:nvPicPr>
-                    <pic:cNvPr descr="media/supplements1/exercise3/tabla_distribucion.png" id="38" name="Picture"/>
-                    <pic:cNvPicPr>
-                      <a:picLocks noChangeArrowheads="1" noChangeAspect="1"/>
-                    </pic:cNvPicPr>
-                  </pic:nvPicPr>
-                  <pic:blipFill>
-                    <a:blip r:embed="rId36"/>
-                    <a:stretch>
-                      <a:fillRect/>
-                    </a:stretch>
-                  </pic:blipFill>
-                  <pic:spPr bwMode="auto">
-                    <a:xfrm>
-                      <a:off x="0" y="0"/>
-                      <a:ext cx="4800600" cy="2120364"/>
-                    </a:xfrm>
-                    <a:prstGeom prst="rect">
-                      <a:avLst/>
-                    </a:prstGeom>
-                    <a:noFill/>
-                    <a:ln w="9525">
-                      <a:noFill/>
-                      <a:headEnd/>
-                      <a:tailEnd/>
-                    </a:ln>
-                  </pic:spPr>
-                </pic:pic>
-              </a:graphicData>
-            </a:graphic>
-          </wp:inline>
-        </w:drawing>
-      </w:r>
-    </w:p>
-    <w:p>
-      <w:pPr>
-        <w:numPr>
-          <w:ilvl w:val="0"/>
-          <w:numId w:val="1000"/>
-        </w:numPr>
-      </w:pPr>
-      <w:r>
-        <w:t xml:space="preserve">¿Qué cantidad de dinero recibe el tercer puesto?</w:t>
-      </w:r>
-    </w:p>
-    <w:p>
-      <w:pPr>
-        <w:numPr>
-          <w:ilvl w:val="1"/>
-          <w:numId w:val="1016"/>
-        </w:numPr>
-      </w:pPr>
-      <w:r>
-        <w:t xml:space="preserve">10 millones.</w:t>
-      </w:r>
-    </w:p>
-    <w:p>
-      <w:pPr>
-        <w:numPr>
-          <w:ilvl w:val="1"/>
-          <w:numId w:val="1016"/>
-        </w:numPr>
-      </w:pPr>
-      <w:r>
-        <w:t xml:space="preserve">2 millones.</w:t>
-      </w:r>
-    </w:p>
-    <w:p>
-      <w:pPr>
-        <w:numPr>
-          <w:ilvl w:val="1"/>
-          <w:numId w:val="1016"/>
-        </w:numPr>
-      </w:pPr>
-      <w:r>
-        <w:t xml:space="preserve">15 millones.</w:t>
-      </w:r>
-    </w:p>
-    <w:p>
-      <w:pPr>
-        <w:numPr>
-          <w:ilvl w:val="1"/>
-          <w:numId w:val="1016"/>
-        </w:numPr>
-      </w:pPr>
-      <w:r>
-        <w:t xml:space="preserve">7 millones.</w:t>
-      </w:r>
-    </w:p>
-    <w:p>
-      <w:pPr>
-        <w:numPr>
-          <w:ilvl w:val="0"/>
-          <w:numId w:val="1000"/>
-        </w:numPr>
-      </w:pPr>
-      <w:r>
-        <w:rPr>
-          <w:b/>
-          <w:bCs/>
-        </w:rPr>
-        <w:t xml:space="preserve">Solución</w:t>
-      </w:r>
-      <w:r>
-        <w:br/>
-      </w:r>
-      <w:r>
-        <w:t xml:space="preserve">Para resolver este problema, debemos calcular qué fracción del premio total corresponde al tercer puesto y luego convertirlo a millones de pesos.</w:t>
-      </w:r>
-    </w:p>
-    <w:p>
-      <w:pPr>
-        <w:pStyle w:val="Heading3"/>
-        <w:numPr>
-          <w:ilvl w:val="0"/>
-          <w:numId w:val="1000"/>
-        </w:numPr>
-      </w:pPr>
-      <w:bookmarkStart w:id="39" w:name="X228a50f8ce8dc845cb0f9ad3c565f3a045e312c"/>
-      <w:r>
-        <w:t xml:space="preserve">Paso 1: Identificar los datos del problema</w:t>
-      </w:r>
-      <w:bookmarkEnd w:id="39"/>
-    </w:p>
-    <w:p>
-      <w:pPr>
-        <w:numPr>
-          <w:ilvl w:val="1"/>
-          <w:numId w:val="1017"/>
-        </w:numPr>
-      </w:pPr>
-      <w:r>
-        <w:t xml:space="preserve">Premio total: 50 millones de pesos</w:t>
-      </w:r>
-    </w:p>
-    <w:p>
-      <w:pPr>
-        <w:numPr>
-          <w:ilvl w:val="1"/>
-          <w:numId w:val="1017"/>
-        </w:numPr>
-      </w:pPr>
-      <w:r>
-        <w:t xml:space="preserve">Primer puesto: 2/3 del dinero total</w:t>
-      </w:r>
-    </w:p>
-    <w:p>
-      <w:pPr>
-        <w:numPr>
-          <w:ilvl w:val="1"/>
-          <w:numId w:val="1017"/>
-        </w:numPr>
-      </w:pPr>
-      <w:r>
-        <w:t xml:space="preserve">Segundo puesto: 1/5 del dinero total</w:t>
-      </w:r>
-    </w:p>
-    <w:p>
-      <w:pPr>
-        <w:numPr>
-          <w:ilvl w:val="1"/>
-          <w:numId w:val="1017"/>
-        </w:numPr>
-      </w:pPr>
-      <w:r>
-        <w:t xml:space="preserve">Tercer puesto: el dinero restante</w:t>
-      </w:r>
-    </w:p>
-    <w:p>
-      <w:pPr>
-        <w:pStyle w:val="Heading3"/>
-        <w:numPr>
-          <w:ilvl w:val="0"/>
-          <w:numId w:val="1000"/>
-        </w:numPr>
-      </w:pPr>
-      <w:bookmarkStart w:id="40" w:name="X85f45c3ca83e3c71452db52473ba7b189b811fa"/>
-      <w:r>
-        <w:t xml:space="preserve">Paso 2: Convertir las fracciones a decimales</w:t>
-      </w:r>
-      <w:bookmarkEnd w:id="40"/>
-    </w:p>
-    <w:p>
-      <w:pPr>
-        <w:numPr>
-          <w:ilvl w:val="1"/>
-          <w:numId w:val="1018"/>
-        </w:numPr>
-      </w:pPr>
-      <w:r>
-        <w:t xml:space="preserve">Primer puesto: 2/3 = 0.6666667</w:t>
-      </w:r>
-    </w:p>
-    <w:p>
-      <w:pPr>
-        <w:numPr>
-          <w:ilvl w:val="1"/>
-          <w:numId w:val="1018"/>
-        </w:numPr>
-      </w:pPr>
-      <w:r>
-        <w:t xml:space="preserve">Segundo puesto: 1/5 = 0.2</w:t>
-      </w:r>
-    </w:p>
-    <w:p>
-      <w:pPr>
-        <w:pStyle w:val="Heading3"/>
-        <w:numPr>
-          <w:ilvl w:val="0"/>
-          <w:numId w:val="1000"/>
-        </w:numPr>
-      </w:pPr>
-      <w:bookmarkStart w:id="41" w:name="X7f02f96ba4baed9c3f7b8081934ccf2cb3b16dc"/>
-      <w:r>
-        <w:t xml:space="preserve">Paso 3: Calcular la fracción que corresponde al tercer puesto</w:t>
-      </w:r>
-      <w:bookmarkEnd w:id="41"/>
-    </w:p>
-    <w:p>
-      <w:pPr>
-        <w:numPr>
-          <w:ilvl w:val="0"/>
-          <w:numId w:val="1000"/>
-        </w:numPr>
-      </w:pPr>
-      <w:r>
-        <w:t xml:space="preserve">Para calcular la fracción del tercer puesto, restamos del total (1) las fracciones del primer y segundo puesto:</w:t>
-      </w:r>
-    </w:p>
-    <w:p>
-      <w:pPr>
-        <w:numPr>
-          <w:ilvl w:val="1"/>
-          <w:numId w:val="1019"/>
-        </w:numPr>
-      </w:pPr>
-      <w:r>
-        <w:t xml:space="preserve">Fracción del tercer puesto = 1 - (0.6666667 + 0.2)</w:t>
-      </w:r>
-    </w:p>
-    <w:p>
-      <w:pPr>
-        <w:numPr>
-          <w:ilvl w:val="1"/>
-          <w:numId w:val="1019"/>
-        </w:numPr>
-      </w:pPr>
-      <w:r>
-        <w:t xml:space="preserve">Fracción del tercer puesto = 1 - 0.8666667</w:t>
-      </w:r>
-    </w:p>
-    <w:p>
-      <w:pPr>
-        <w:numPr>
-          <w:ilvl w:val="1"/>
-          <w:numId w:val="1019"/>
-        </w:numPr>
-      </w:pPr>
-      <w:r>
-        <w:t xml:space="preserve">Fracción del tercer puesto = 0.1333333</w:t>
-      </w:r>
-    </w:p>
-    <w:p>
-      <w:pPr>
-        <w:pStyle w:val="Heading3"/>
-        <w:numPr>
-          <w:ilvl w:val="0"/>
-          <w:numId w:val="1000"/>
-        </w:numPr>
-      </w:pPr>
-      <w:bookmarkStart w:id="42" w:name="Xd95578bae1cf3ea41feb0f23783dd02e435513d"/>
-      <w:r>
-        <w:t xml:space="preserve">Paso 4: Calcular el monto en millones de pesos para el tercer puesto</w:t>
-      </w:r>
-      <w:bookmarkEnd w:id="42"/>
-    </w:p>
-    <w:p>
-      <w:pPr>
-        <w:numPr>
-          <w:ilvl w:val="0"/>
-          <w:numId w:val="1000"/>
-        </w:numPr>
-      </w:pPr>
-      <w:r>
-        <w:t xml:space="preserve">Multiplicamos la fracción del tercer puesto por el premio total:</w:t>
-      </w:r>
-    </w:p>
-    <w:p>
-      <w:pPr>
-        <w:numPr>
-          <w:ilvl w:val="1"/>
-          <w:numId w:val="1020"/>
-        </w:numPr>
-      </w:pPr>
-      <w:r>
-        <w:t xml:space="preserve">Monto del tercer puesto = 0.1333333 × 50 millones</w:t>
-      </w:r>
-    </w:p>
-    <w:p>
-      <w:pPr>
-        <w:numPr>
-          <w:ilvl w:val="1"/>
-          <w:numId w:val="1020"/>
-        </w:numPr>
-      </w:pPr>
-      <w:r>
-        <w:t xml:space="preserve">Monto del tercer puesto = 7 millones de pesos</w:t>
-      </w:r>
-    </w:p>
-    <w:p>
-      <w:pPr>
-        <w:pStyle w:val="Heading3"/>
-        <w:numPr>
-          <w:ilvl w:val="0"/>
-          <w:numId w:val="1000"/>
-        </w:numPr>
-      </w:pPr>
-      <w:bookmarkStart w:id="43" w:name="verificaciuxf3n"/>
-      <w:r>
-        <w:t xml:space="preserve">Verificación</w:t>
-      </w:r>
-      <w:bookmarkEnd w:id="43"/>
-    </w:p>
-    <w:p>
-      <w:pPr>
-        <w:numPr>
-          <w:ilvl w:val="0"/>
-          <w:numId w:val="1000"/>
-        </w:numPr>
-      </w:pPr>
-      <w:r>
-        <w:t xml:space="preserve">Comprobemos que la suma de los tres montos es igual al premio total:</w:t>
-      </w:r>
-    </w:p>
-    <w:p>
-      <w:pPr>
-        <w:numPr>
-          <w:ilvl w:val="1"/>
-          <w:numId w:val="1021"/>
-        </w:numPr>
-      </w:pPr>
-      <w:r>
-        <w:t xml:space="preserve">Primer puesto: 33 millones</w:t>
-      </w:r>
-    </w:p>
-    <w:p>
-      <w:pPr>
-        <w:numPr>
-          <w:ilvl w:val="1"/>
-          <w:numId w:val="1021"/>
-        </w:numPr>
-      </w:pPr>
-      <w:r>
-        <w:t xml:space="preserve">Segundo puesto: 10 millones</w:t>
-      </w:r>
-    </w:p>
-    <w:p>
-      <w:pPr>
-        <w:numPr>
-          <w:ilvl w:val="1"/>
-          <w:numId w:val="1021"/>
-        </w:numPr>
-      </w:pPr>
-      <w:r>
-        <w:t xml:space="preserve">Tercer puesto: 7 millones</w:t>
-      </w:r>
-    </w:p>
-    <w:p>
-      <w:pPr>
-        <w:numPr>
-          <w:ilvl w:val="1"/>
-          <w:numId w:val="1021"/>
-        </w:numPr>
-      </w:pPr>
-      <w:r>
-        <w:t xml:space="preserve">Total: 50 millones</w:t>
-      </w:r>
-    </w:p>
-    <w:p>
-      <w:pPr>
-        <w:numPr>
-          <w:ilvl w:val="0"/>
-          <w:numId w:val="1000"/>
-        </w:numPr>
-      </w:pPr>
-      <w:r>
-        <w:t xml:space="preserve">Como 50 = 50, confirmamos que nuestra respuesta es correcta.</w:t>
-      </w:r>
-    </w:p>
-    <w:p>
-      <w:pPr>
-        <w:numPr>
-          <w:ilvl w:val="0"/>
-          <w:numId w:val="1000"/>
-        </w:numPr>
-      </w:pPr>
-      <w:r>
-        <w:t xml:space="preserve">Por lo tanto, el tercer puesto recibe 7 millones de pesos.</w:t>
-      </w:r>
-    </w:p>
-    <w:p>
-      <w:pPr>
-        <w:numPr>
-          <w:ilvl w:val="1"/>
-          <w:numId w:val="1022"/>
-        </w:numPr>
-      </w:pPr>
-      <w:r>
-        <w:t xml:space="preserve">Falso</w:t>
-      </w:r>
-    </w:p>
-    <w:p>
-      <w:pPr>
-        <w:numPr>
-          <w:ilvl w:val="1"/>
-          <w:numId w:val="1022"/>
-        </w:numPr>
-      </w:pPr>
-      <w:r>
-        <w:t xml:space="preserve">Falso</w:t>
-      </w:r>
-    </w:p>
-    <w:p>
-      <w:pPr>
-        <w:numPr>
-          <w:ilvl w:val="1"/>
-          <w:numId w:val="1022"/>
-        </w:numPr>
-      </w:pPr>
-      <w:r>
-        <w:t xml:space="preserve">Falso</w:t>
-      </w:r>
-    </w:p>
-    <w:p>
-      <w:pPr>
-        <w:numPr>
-          <w:ilvl w:val="1"/>
-          <w:numId w:val="1022"/>
-        </w:numPr>
-      </w:pPr>
-      <w:r>
-        <w:t xml:space="preserve">Verdadero</w:t>
-      </w:r>
-    </w:p>
-    <w:bookmarkEnd w:id="44"/>
+    <w:bookmarkEnd w:id="28"/>
     <w:sectPr/>
   </w:body>
 </w:document>
@@ -1852,156 +890,6 @@
     <w:abstractNumId w:val="991"/>
   </w:num>
   <w:num w:numId="1008">
-    <w:abstractNumId w:val="99201"/>
-    <w:lvlOverride w:ilvl="0">
-      <w:startOverride w:val="1"/>
-    </w:lvlOverride>
-    <w:lvlOverride w:ilvl="1">
-      <w:startOverride w:val="1"/>
-    </w:lvlOverride>
-    <w:lvlOverride w:ilvl="2">
-      <w:startOverride w:val="1"/>
-    </w:lvlOverride>
-    <w:lvlOverride w:ilvl="3">
-      <w:startOverride w:val="1"/>
-    </w:lvlOverride>
-    <w:lvlOverride w:ilvl="4">
-      <w:startOverride w:val="1"/>
-    </w:lvlOverride>
-    <w:lvlOverride w:ilvl="5">
-      <w:startOverride w:val="1"/>
-    </w:lvlOverride>
-    <w:lvlOverride w:ilvl="6">
-      <w:startOverride w:val="1"/>
-    </w:lvlOverride>
-    <w:lvlOverride w:ilvl="7">
-      <w:startOverride w:val="1"/>
-    </w:lvlOverride>
-    <w:lvlOverride w:ilvl="8">
-      <w:startOverride w:val="1"/>
-    </w:lvlOverride>
-  </w:num>
-  <w:num w:numId="1009">
-    <w:abstractNumId w:val="99201"/>
-    <w:lvlOverride w:ilvl="0">
-      <w:startOverride w:val="1"/>
-    </w:lvlOverride>
-    <w:lvlOverride w:ilvl="1">
-      <w:startOverride w:val="1"/>
-    </w:lvlOverride>
-    <w:lvlOverride w:ilvl="2">
-      <w:startOverride w:val="1"/>
-    </w:lvlOverride>
-    <w:lvlOverride w:ilvl="3">
-      <w:startOverride w:val="1"/>
-    </w:lvlOverride>
-    <w:lvlOverride w:ilvl="4">
-      <w:startOverride w:val="1"/>
-    </w:lvlOverride>
-    <w:lvlOverride w:ilvl="5">
-      <w:startOverride w:val="1"/>
-    </w:lvlOverride>
-    <w:lvlOverride w:ilvl="6">
-      <w:startOverride w:val="1"/>
-    </w:lvlOverride>
-    <w:lvlOverride w:ilvl="7">
-      <w:startOverride w:val="1"/>
-    </w:lvlOverride>
-    <w:lvlOverride w:ilvl="8">
-      <w:startOverride w:val="1"/>
-    </w:lvlOverride>
-  </w:num>
-  <w:num w:numId="1010">
-    <w:abstractNumId w:val="991"/>
-  </w:num>
-  <w:num w:numId="1011">
-    <w:abstractNumId w:val="991"/>
-  </w:num>
-  <w:num w:numId="1012">
-    <w:abstractNumId w:val="991"/>
-  </w:num>
-  <w:num w:numId="1013">
-    <w:abstractNumId w:val="991"/>
-  </w:num>
-  <w:num w:numId="1014">
-    <w:abstractNumId w:val="991"/>
-  </w:num>
-  <w:num w:numId="1015">
-    <w:abstractNumId w:val="99201"/>
-    <w:lvlOverride w:ilvl="0">
-      <w:startOverride w:val="1"/>
-    </w:lvlOverride>
-    <w:lvlOverride w:ilvl="1">
-      <w:startOverride w:val="1"/>
-    </w:lvlOverride>
-    <w:lvlOverride w:ilvl="2">
-      <w:startOverride w:val="1"/>
-    </w:lvlOverride>
-    <w:lvlOverride w:ilvl="3">
-      <w:startOverride w:val="1"/>
-    </w:lvlOverride>
-    <w:lvlOverride w:ilvl="4">
-      <w:startOverride w:val="1"/>
-    </w:lvlOverride>
-    <w:lvlOverride w:ilvl="5">
-      <w:startOverride w:val="1"/>
-    </w:lvlOverride>
-    <w:lvlOverride w:ilvl="6">
-      <w:startOverride w:val="1"/>
-    </w:lvlOverride>
-    <w:lvlOverride w:ilvl="7">
-      <w:startOverride w:val="1"/>
-    </w:lvlOverride>
-    <w:lvlOverride w:ilvl="8">
-      <w:startOverride w:val="1"/>
-    </w:lvlOverride>
-  </w:num>
-  <w:num w:numId="1016">
-    <w:abstractNumId w:val="99201"/>
-    <w:lvlOverride w:ilvl="0">
-      <w:startOverride w:val="1"/>
-    </w:lvlOverride>
-    <w:lvlOverride w:ilvl="1">
-      <w:startOverride w:val="1"/>
-    </w:lvlOverride>
-    <w:lvlOverride w:ilvl="2">
-      <w:startOverride w:val="1"/>
-    </w:lvlOverride>
-    <w:lvlOverride w:ilvl="3">
-      <w:startOverride w:val="1"/>
-    </w:lvlOverride>
-    <w:lvlOverride w:ilvl="4">
-      <w:startOverride w:val="1"/>
-    </w:lvlOverride>
-    <w:lvlOverride w:ilvl="5">
-      <w:startOverride w:val="1"/>
-    </w:lvlOverride>
-    <w:lvlOverride w:ilvl="6">
-      <w:startOverride w:val="1"/>
-    </w:lvlOverride>
-    <w:lvlOverride w:ilvl="7">
-      <w:startOverride w:val="1"/>
-    </w:lvlOverride>
-    <w:lvlOverride w:ilvl="8">
-      <w:startOverride w:val="1"/>
-    </w:lvlOverride>
-  </w:num>
-  <w:num w:numId="1017">
-    <w:abstractNumId w:val="991"/>
-  </w:num>
-  <w:num w:numId="1018">
-    <w:abstractNumId w:val="991"/>
-  </w:num>
-  <w:num w:numId="1019">
-    <w:abstractNumId w:val="991"/>
-  </w:num>
-  <w:num w:numId="1020">
-    <w:abstractNumId w:val="991"/>
-  </w:num>
-  <w:num w:numId="1021">
-    <w:abstractNumId w:val="991"/>
-  </w:num>
-  <w:num w:numId="1022">
     <w:abstractNumId w:val="99201"/>
     <w:lvlOverride w:ilvl="0">
       <w:startOverride w:val="1"/>
